--- a/9thJune.docx
+++ b/9thJune.docx
@@ -335,12 +335,10 @@
     <w:p/>
     <w:p>
       <w:proofErr w:type="spellStart"/>
-      <w:proofErr w:type="gramStart"/>
       <w:r>
         <w:t>rs.initiate</w:t>
       </w:r>
       <w:proofErr w:type="spellEnd"/>
-      <w:proofErr w:type="gramEnd"/>
       <w:r>
         <w:t>({</w:t>
       </w:r>
@@ -366,31 +364,12 @@
       </w:r>
       <w:r>
         <w:br/>
-      </w:r>
-      <w:proofErr w:type="gramStart"/>
-      <w:r>
-        <w:t>{ _</w:t>
-      </w:r>
-      <w:proofErr w:type="gramEnd"/>
-      <w:r>
-        <w:t>id: 1, host: "localhost:27018" },</w:t>
+        <w:t>{ _id: 1, host: "localhost:27018" },</w:t>
       </w:r>
       <w:r>
         <w:br/>
-      </w:r>
-      <w:proofErr w:type="gramStart"/>
-      <w:r>
-        <w:t>{ _</w:t>
-      </w:r>
-      <w:proofErr w:type="gramEnd"/>
-      <w:r>
-        <w:t>id: 2, host: "localhost:27019</w:t>
-      </w:r>
-      <w:proofErr w:type="gramStart"/>
-      <w:r>
-        <w:t>" }</w:t>
-      </w:r>
-      <w:proofErr w:type="gramEnd"/>
+        <w:t>{ _id: 2, host: "localhost:27019" }</w:t>
+      </w:r>
       <w:r>
         <w:br/>
         <w:t>]</w:t>
@@ -400,7 +379,159 @@
         <w:t>})</w:t>
       </w:r>
     </w:p>
-    <w:p/>
+    <w:p>
+      <w:proofErr w:type="spellStart"/>
+      <w:r>
+        <w:t>rs.add</w:t>
+      </w:r>
+      <w:proofErr w:type="spellEnd"/>
+      <w:r>
+        <w:t>("localhost:27020")</w:t>
+      </w:r>
+    </w:p>
+    <w:p/>
+    <w:p>
+      <w:proofErr w:type="spellStart"/>
+      <w:r>
+        <w:t>rs.add</w:t>
+      </w:r>
+      <w:proofErr w:type="spellEnd"/>
+      <w:r>
+        <w:t>("localhost:27030")</w:t>
+      </w:r>
+    </w:p>
+    <w:p/>
+    <w:p>
+      <w:proofErr w:type="spellStart"/>
+      <w:r>
+        <w:t>rs.status</w:t>
+      </w:r>
+      <w:proofErr w:type="spellEnd"/>
+      <w:r>
+        <w:t>()</w:t>
+      </w:r>
+    </w:p>
+    <w:p/>
+    <w:p>
+      <w:r>
+        <w:t>use repdb1</w:t>
+      </w:r>
+      <w:r>
+        <w:br/>
+      </w:r>
+      <w:r>
+        <w:br/>
+      </w:r>
+      <w:proofErr w:type="spellStart"/>
+      <w:r>
+        <w:t>db.student.insertOne</w:t>
+      </w:r>
+      <w:proofErr w:type="spellEnd"/>
+      <w:r>
+        <w:t>({</w:t>
+      </w:r>
+    </w:p>
+    <w:p>
+      <w:r>
+        <w:t xml:space="preserve">   name: "Avi"</w:t>
+      </w:r>
+    </w:p>
+    <w:p>
+      <w:r>
+        <w:t>})</w:t>
+      </w:r>
+    </w:p>
+    <w:p/>
+    <w:p>
+      <w:r>
+        <w:t>mongo --port 27020</w:t>
+      </w:r>
+    </w:p>
+    <w:p/>
+    <w:p>
+      <w:proofErr w:type="spellStart"/>
+      <w:r>
+        <w:t>rs.slaveOk</w:t>
+      </w:r>
+      <w:proofErr w:type="spellEnd"/>
+      <w:r>
+        <w:t>()</w:t>
+      </w:r>
+    </w:p>
+    <w:p/>
+    <w:p>
+      <w:r>
+        <w:t xml:space="preserve">show </w:t>
+      </w:r>
+      <w:proofErr w:type="spellStart"/>
+      <w:r>
+        <w:t>dbs</w:t>
+      </w:r>
+      <w:proofErr w:type="spellEnd"/>
+    </w:p>
+    <w:p/>
+    <w:p>
+      <w:r>
+        <w:lastRenderedPageBreak/>
+        <w:t>use repdb1</w:t>
+      </w:r>
+    </w:p>
+    <w:p/>
+    <w:p>
+      <w:proofErr w:type="spellStart"/>
+      <w:r>
+        <w:t>db.student.find</w:t>
+      </w:r>
+      <w:proofErr w:type="spellEnd"/>
+      <w:r>
+        <w:t>()</w:t>
+      </w:r>
+    </w:p>
+    <w:p/>
+    <w:p>
+      <w:r>
+        <w:t>mongo --port 27030</w:t>
+      </w:r>
+    </w:p>
+    <w:p/>
+    <w:p>
+      <w:proofErr w:type="spellStart"/>
+      <w:r>
+        <w:t>rs.slaveOk</w:t>
+      </w:r>
+      <w:proofErr w:type="spellEnd"/>
+      <w:r>
+        <w:t>()</w:t>
+      </w:r>
+    </w:p>
+    <w:p/>
+    <w:p>
+      <w:r>
+        <w:t xml:space="preserve">show </w:t>
+      </w:r>
+      <w:proofErr w:type="spellStart"/>
+      <w:r>
+        <w:t>dbs</w:t>
+      </w:r>
+      <w:proofErr w:type="spellEnd"/>
+    </w:p>
+    <w:p/>
+    <w:p>
+      <w:r>
+        <w:t>use repdb1</w:t>
+      </w:r>
+    </w:p>
+    <w:p/>
+    <w:p>
+      <w:proofErr w:type="spellStart"/>
+      <w:r>
+        <w:t>db.student.find</w:t>
+      </w:r>
+      <w:proofErr w:type="spellEnd"/>
+      <w:r>
+        <w:t>()</w:t>
+      </w:r>
+    </w:p>
     <w:sectPr>
       <w:pgSz w:w="11906" w:h="16838"/>
       <w:pgMar w:top="1440" w:right="1440" w:bottom="1440" w:left="1440" w:header="708" w:footer="708" w:gutter="0"/>
@@ -1014,6 +1145,7 @@
   <w:style w:type="character" w:default="1" w:styleId="DefaultParagraphFont">
     <w:name w:val="Default Paragraph Font"/>
     <w:uiPriority w:val="1"/>
+    <w:semiHidden/>
     <w:unhideWhenUsed/>
   </w:style>
   <w:style w:type="table" w:default="1" w:styleId="TableNormal">
